--- a/Laboratorio II Programacion.docx
+++ b/Laboratorio II Programacion.docx
@@ -90,7 +90,7 @@
           <w:noProof/>
         </w:rPr>
         <w:drawing>
-          <wp:anchor distT="0" distB="0" distL="114300" distR="114300" simplePos="0" relativeHeight="251660288" behindDoc="0" locked="0" layoutInCell="1" allowOverlap="1" wp14:anchorId="18360FE2" wp14:editId="191D6626">
+          <wp:anchor distT="0" distB="0" distL="114300" distR="114300" simplePos="0" relativeHeight="251660288" behindDoc="0" locked="0" layoutInCell="1" allowOverlap="1" wp14:anchorId="18360FE2" wp14:editId="35A1EEB3">
             <wp:simplePos x="0" y="0"/>
             <wp:positionH relativeFrom="column">
               <wp:posOffset>4552950</wp:posOffset>
@@ -215,6 +215,7 @@
           <w:b/>
           <w:sz w:val="32"/>
           <w:szCs w:val="32"/>
+          <w:lang w:val="en-US"/>
         </w:rPr>
       </w:pPr>
       <w:r>
@@ -223,6 +224,7 @@
           <w:b/>
           <w:sz w:val="32"/>
           <w:szCs w:val="32"/>
+          <w:lang w:val="en-US"/>
         </w:rPr>
         <w:t>Docente:</w:t>
       </w:r>
@@ -235,6 +237,7 @@
           <w:rFonts w:cs="Arial"/>
           <w:sz w:val="32"/>
           <w:szCs w:val="32"/>
+          <w:lang w:val="en-US"/>
         </w:rPr>
       </w:pPr>
       <w:r>
@@ -242,35 +245,30 @@
           <w:rFonts w:cs="Arial"/>
           <w:sz w:val="32"/>
           <w:szCs w:val="32"/>
-        </w:rPr>
-        <w:t xml:space="preserve">Ing. </w:t>
-      </w:r>
-      <w:r>
-        <w:rPr>
-          <w:rFonts w:cs="Arial"/>
+          <w:lang w:val="en-US"/>
+        </w:rPr>
+        <w:t>Ing. William Alexis Montes</w:t>
+      </w:r>
+    </w:p>
+    <w:p>
+      <w:pPr>
+        <w:spacing w:line="276" w:lineRule="auto"/>
+        <w:jc w:val="center"/>
+        <w:rPr>
+          <w:rFonts w:cs="Arial"/>
+          <w:b/>
           <w:sz w:val="32"/>
           <w:szCs w:val="32"/>
-        </w:rPr>
-        <w:t>William Alexis Montes</w:t>
-      </w:r>
-    </w:p>
-    <w:p>
-      <w:pPr>
-        <w:spacing w:line="276" w:lineRule="auto"/>
-        <w:jc w:val="center"/>
+          <w:lang w:val="en-US"/>
+        </w:rPr>
+      </w:pPr>
+      <w:r>
         <w:rPr>
           <w:rFonts w:cs="Arial"/>
           <w:b/>
           <w:sz w:val="32"/>
           <w:szCs w:val="32"/>
-        </w:rPr>
-      </w:pPr>
-      <w:r>
-        <w:rPr>
-          <w:rFonts w:cs="Arial"/>
-          <w:b/>
-          <w:sz w:val="32"/>
-          <w:szCs w:val="32"/>
+          <w:lang w:val="en-US"/>
         </w:rPr>
         <w:t>Materia:</w:t>
       </w:r>
@@ -594,10 +592,12 @@
         <w:tblW w:w="0" w:type="auto"/>
         <w:tblInd w:w="-168" w:type="dxa"/>
         <w:tblBorders>
-          <w:top w:val="none" w:sz="6" w:space="0" w:color="auto"/>
-          <w:left w:val="none" w:sz="6" w:space="0" w:color="auto"/>
-          <w:bottom w:val="none" w:sz="6" w:space="0" w:color="auto"/>
-          <w:right w:val="none" w:sz="6" w:space="0" w:color="auto"/>
+          <w:top w:val="single" w:sz="4" w:space="0" w:color="auto"/>
+          <w:left w:val="single" w:sz="4" w:space="0" w:color="auto"/>
+          <w:bottom w:val="single" w:sz="4" w:space="0" w:color="auto"/>
+          <w:right w:val="single" w:sz="4" w:space="0" w:color="auto"/>
+          <w:insideH w:val="single" w:sz="4" w:space="0" w:color="auto"/>
+          <w:insideV w:val="single" w:sz="4" w:space="0" w:color="auto"/>
         </w:tblBorders>
         <w:tblLayout w:type="fixed"/>
         <w:tblLook w:val="0000" w:firstRow="0" w:lastRow="0" w:firstColumn="0" w:lastColumn="0" w:noHBand="0" w:noVBand="0"/>
@@ -608,23 +608,12 @@
         <w:gridCol w:w="2726"/>
       </w:tblGrid>
       <w:tr>
-        <w:tblPrEx>
-          <w:tblCellMar>
-            <w:top w:w="0" w:type="dxa"/>
-            <w:bottom w:w="0" w:type="dxa"/>
-          </w:tblCellMar>
-        </w:tblPrEx>
         <w:trPr>
           <w:trHeight w:val="120"/>
         </w:trPr>
         <w:tc>
           <w:tcPr>
             <w:tcW w:w="2726" w:type="dxa"/>
-            <w:tcBorders>
-              <w:top w:val="none" w:sz="6" w:space="0" w:color="auto"/>
-              <w:bottom w:val="none" w:sz="6" w:space="0" w:color="auto"/>
-              <w:right w:val="none" w:sz="6" w:space="0" w:color="auto"/>
-            </w:tcBorders>
           </w:tcPr>
           <w:p>
             <w:pPr>
@@ -649,12 +638,6 @@
         <w:tc>
           <w:tcPr>
             <w:tcW w:w="2726" w:type="dxa"/>
-            <w:tcBorders>
-              <w:top w:val="none" w:sz="6" w:space="0" w:color="auto"/>
-              <w:left w:val="none" w:sz="6" w:space="0" w:color="auto"/>
-              <w:bottom w:val="none" w:sz="6" w:space="0" w:color="auto"/>
-              <w:right w:val="none" w:sz="6" w:space="0" w:color="auto"/>
-            </w:tcBorders>
           </w:tcPr>
           <w:p>
             <w:pPr>
@@ -676,11 +659,6 @@
         <w:tc>
           <w:tcPr>
             <w:tcW w:w="2726" w:type="dxa"/>
-            <w:tcBorders>
-              <w:top w:val="none" w:sz="6" w:space="0" w:color="auto"/>
-              <w:left w:val="none" w:sz="6" w:space="0" w:color="auto"/>
-              <w:bottom w:val="none" w:sz="6" w:space="0" w:color="auto"/>
-            </w:tcBorders>
           </w:tcPr>
           <w:p>
             <w:pPr>
@@ -701,24 +679,12 @@
         </w:tc>
       </w:tr>
       <w:tr>
-        <w:tblPrEx>
-          <w:tblCellMar>
-            <w:top w:w="0" w:type="dxa"/>
-            <w:bottom w:w="0" w:type="dxa"/>
-          </w:tblCellMar>
-        </w:tblPrEx>
         <w:trPr>
           <w:trHeight w:val="120"/>
         </w:trPr>
         <w:tc>
           <w:tcPr>
             <w:tcW w:w="2726" w:type="dxa"/>
-            <w:tcBorders>
-              <w:top w:val="none" w:sz="6" w:space="0" w:color="auto"/>
-              <w:left w:val="none" w:sz="6" w:space="0" w:color="auto"/>
-              <w:bottom w:val="none" w:sz="6" w:space="0" w:color="auto"/>
-              <w:right w:val="none" w:sz="6" w:space="0" w:color="auto"/>
-            </w:tcBorders>
           </w:tcPr>
           <w:p>
             <w:pPr>
@@ -744,12 +710,6 @@
         <w:tc>
           <w:tcPr>
             <w:tcW w:w="2726" w:type="dxa"/>
-            <w:tcBorders>
-              <w:top w:val="none" w:sz="6" w:space="0" w:color="auto"/>
-              <w:left w:val="none" w:sz="6" w:space="0" w:color="auto"/>
-              <w:bottom w:val="none" w:sz="6" w:space="0" w:color="auto"/>
-              <w:right w:val="none" w:sz="6" w:space="0" w:color="auto"/>
-            </w:tcBorders>
           </w:tcPr>
           <w:p>
             <w:pPr>
@@ -771,12 +731,6 @@
         <w:tc>
           <w:tcPr>
             <w:tcW w:w="2726" w:type="dxa"/>
-            <w:tcBorders>
-              <w:top w:val="none" w:sz="6" w:space="0" w:color="auto"/>
-              <w:left w:val="none" w:sz="6" w:space="0" w:color="auto"/>
-              <w:bottom w:val="none" w:sz="6" w:space="0" w:color="auto"/>
-              <w:right w:val="none" w:sz="6" w:space="0" w:color="auto"/>
-            </w:tcBorders>
           </w:tcPr>
           <w:p>
             <w:pPr>
@@ -797,24 +751,12 @@
         </w:tc>
       </w:tr>
       <w:tr>
-        <w:tblPrEx>
-          <w:tblCellMar>
-            <w:top w:w="0" w:type="dxa"/>
-            <w:bottom w:w="0" w:type="dxa"/>
-          </w:tblCellMar>
-        </w:tblPrEx>
         <w:trPr>
           <w:trHeight w:val="120"/>
         </w:trPr>
         <w:tc>
           <w:tcPr>
             <w:tcW w:w="2726" w:type="dxa"/>
-            <w:tcBorders>
-              <w:top w:val="none" w:sz="6" w:space="0" w:color="auto"/>
-              <w:left w:val="none" w:sz="6" w:space="0" w:color="auto"/>
-              <w:bottom w:val="none" w:sz="6" w:space="0" w:color="auto"/>
-              <w:right w:val="none" w:sz="6" w:space="0" w:color="auto"/>
-            </w:tcBorders>
           </w:tcPr>
           <w:p>
             <w:pPr>
@@ -838,12 +780,6 @@
         <w:tc>
           <w:tcPr>
             <w:tcW w:w="2726" w:type="dxa"/>
-            <w:tcBorders>
-              <w:top w:val="none" w:sz="6" w:space="0" w:color="auto"/>
-              <w:left w:val="none" w:sz="6" w:space="0" w:color="auto"/>
-              <w:bottom w:val="none" w:sz="6" w:space="0" w:color="auto"/>
-              <w:right w:val="none" w:sz="6" w:space="0" w:color="auto"/>
-            </w:tcBorders>
           </w:tcPr>
           <w:p>
             <w:pPr>
@@ -865,12 +801,6 @@
         <w:tc>
           <w:tcPr>
             <w:tcW w:w="2726" w:type="dxa"/>
-            <w:tcBorders>
-              <w:top w:val="none" w:sz="6" w:space="0" w:color="auto"/>
-              <w:left w:val="none" w:sz="6" w:space="0" w:color="auto"/>
-              <w:bottom w:val="none" w:sz="6" w:space="0" w:color="auto"/>
-              <w:right w:val="none" w:sz="6" w:space="0" w:color="auto"/>
-            </w:tcBorders>
           </w:tcPr>
           <w:p>
             <w:pPr>
@@ -907,24 +837,12 @@
         </w:tc>
       </w:tr>
       <w:tr>
-        <w:tblPrEx>
-          <w:tblCellMar>
-            <w:top w:w="0" w:type="dxa"/>
-            <w:bottom w:w="0" w:type="dxa"/>
-          </w:tblCellMar>
-        </w:tblPrEx>
         <w:trPr>
           <w:trHeight w:val="120"/>
         </w:trPr>
         <w:tc>
           <w:tcPr>
             <w:tcW w:w="2726" w:type="dxa"/>
-            <w:tcBorders>
-              <w:top w:val="none" w:sz="6" w:space="0" w:color="auto"/>
-              <w:left w:val="none" w:sz="6" w:space="0" w:color="auto"/>
-              <w:bottom w:val="none" w:sz="6" w:space="0" w:color="auto"/>
-              <w:right w:val="none" w:sz="6" w:space="0" w:color="auto"/>
-            </w:tcBorders>
           </w:tcPr>
           <w:p>
             <w:pPr>
@@ -948,12 +866,6 @@
         <w:tc>
           <w:tcPr>
             <w:tcW w:w="2726" w:type="dxa"/>
-            <w:tcBorders>
-              <w:top w:val="none" w:sz="6" w:space="0" w:color="auto"/>
-              <w:left w:val="none" w:sz="6" w:space="0" w:color="auto"/>
-              <w:bottom w:val="none" w:sz="6" w:space="0" w:color="auto"/>
-              <w:right w:val="none" w:sz="6" w:space="0" w:color="auto"/>
-            </w:tcBorders>
           </w:tcPr>
           <w:p>
             <w:pPr>
@@ -975,12 +887,6 @@
         <w:tc>
           <w:tcPr>
             <w:tcW w:w="2726" w:type="dxa"/>
-            <w:tcBorders>
-              <w:top w:val="none" w:sz="6" w:space="0" w:color="auto"/>
-              <w:left w:val="none" w:sz="6" w:space="0" w:color="auto"/>
-              <w:bottom w:val="none" w:sz="6" w:space="0" w:color="auto"/>
-              <w:right w:val="none" w:sz="6" w:space="0" w:color="auto"/>
-            </w:tcBorders>
           </w:tcPr>
           <w:p>
             <w:pPr>
@@ -1001,24 +907,12 @@
         </w:tc>
       </w:tr>
       <w:tr>
-        <w:tblPrEx>
-          <w:tblCellMar>
-            <w:top w:w="0" w:type="dxa"/>
-            <w:bottom w:w="0" w:type="dxa"/>
-          </w:tblCellMar>
-        </w:tblPrEx>
         <w:trPr>
           <w:trHeight w:val="120"/>
         </w:trPr>
         <w:tc>
           <w:tcPr>
             <w:tcW w:w="2726" w:type="dxa"/>
-            <w:tcBorders>
-              <w:top w:val="none" w:sz="6" w:space="0" w:color="auto"/>
-              <w:left w:val="none" w:sz="6" w:space="0" w:color="auto"/>
-              <w:bottom w:val="none" w:sz="6" w:space="0" w:color="auto"/>
-              <w:right w:val="none" w:sz="6" w:space="0" w:color="auto"/>
-            </w:tcBorders>
           </w:tcPr>
           <w:p>
             <w:pPr>
@@ -1040,12 +934,6 @@
         <w:tc>
           <w:tcPr>
             <w:tcW w:w="2726" w:type="dxa"/>
-            <w:tcBorders>
-              <w:top w:val="none" w:sz="6" w:space="0" w:color="auto"/>
-              <w:left w:val="none" w:sz="6" w:space="0" w:color="auto"/>
-              <w:bottom w:val="none" w:sz="6" w:space="0" w:color="auto"/>
-              <w:right w:val="none" w:sz="6" w:space="0" w:color="auto"/>
-            </w:tcBorders>
           </w:tcPr>
           <w:p>
             <w:pPr>
@@ -1067,12 +955,6 @@
         <w:tc>
           <w:tcPr>
             <w:tcW w:w="2726" w:type="dxa"/>
-            <w:tcBorders>
-              <w:top w:val="none" w:sz="6" w:space="0" w:color="auto"/>
-              <w:left w:val="none" w:sz="6" w:space="0" w:color="auto"/>
-              <w:bottom w:val="none" w:sz="6" w:space="0" w:color="auto"/>
-              <w:right w:val="none" w:sz="6" w:space="0" w:color="auto"/>
-            </w:tcBorders>
           </w:tcPr>
           <w:p>
             <w:pPr>
@@ -1093,24 +975,12 @@
         </w:tc>
       </w:tr>
       <w:tr>
-        <w:tblPrEx>
-          <w:tblCellMar>
-            <w:top w:w="0" w:type="dxa"/>
-            <w:bottom w:w="0" w:type="dxa"/>
-          </w:tblCellMar>
-        </w:tblPrEx>
         <w:trPr>
           <w:trHeight w:val="120"/>
         </w:trPr>
         <w:tc>
           <w:tcPr>
             <w:tcW w:w="2726" w:type="dxa"/>
-            <w:tcBorders>
-              <w:top w:val="none" w:sz="6" w:space="0" w:color="auto"/>
-              <w:left w:val="none" w:sz="6" w:space="0" w:color="auto"/>
-              <w:bottom w:val="none" w:sz="6" w:space="0" w:color="auto"/>
-              <w:right w:val="none" w:sz="6" w:space="0" w:color="auto"/>
-            </w:tcBorders>
           </w:tcPr>
           <w:p>
             <w:pPr>
@@ -1134,12 +1004,6 @@
         <w:tc>
           <w:tcPr>
             <w:tcW w:w="2726" w:type="dxa"/>
-            <w:tcBorders>
-              <w:top w:val="none" w:sz="6" w:space="0" w:color="auto"/>
-              <w:left w:val="none" w:sz="6" w:space="0" w:color="auto"/>
-              <w:bottom w:val="none" w:sz="6" w:space="0" w:color="auto"/>
-              <w:right w:val="none" w:sz="6" w:space="0" w:color="auto"/>
-            </w:tcBorders>
           </w:tcPr>
           <w:p>
             <w:pPr>
@@ -1161,12 +1025,6 @@
         <w:tc>
           <w:tcPr>
             <w:tcW w:w="2726" w:type="dxa"/>
-            <w:tcBorders>
-              <w:top w:val="none" w:sz="6" w:space="0" w:color="auto"/>
-              <w:left w:val="none" w:sz="6" w:space="0" w:color="auto"/>
-              <w:bottom w:val="none" w:sz="6" w:space="0" w:color="auto"/>
-              <w:right w:val="none" w:sz="6" w:space="0" w:color="auto"/>
-            </w:tcBorders>
           </w:tcPr>
           <w:p>
             <w:pPr>
@@ -1187,24 +1045,12 @@
         </w:tc>
       </w:tr>
       <w:tr>
-        <w:tblPrEx>
-          <w:tblCellMar>
-            <w:top w:w="0" w:type="dxa"/>
-            <w:bottom w:w="0" w:type="dxa"/>
-          </w:tblCellMar>
-        </w:tblPrEx>
         <w:trPr>
           <w:trHeight w:val="120"/>
         </w:trPr>
         <w:tc>
           <w:tcPr>
             <w:tcW w:w="2726" w:type="dxa"/>
-            <w:tcBorders>
-              <w:top w:val="none" w:sz="6" w:space="0" w:color="auto"/>
-              <w:left w:val="none" w:sz="6" w:space="0" w:color="auto"/>
-              <w:bottom w:val="none" w:sz="6" w:space="0" w:color="auto"/>
-              <w:right w:val="none" w:sz="6" w:space="0" w:color="auto"/>
-            </w:tcBorders>
           </w:tcPr>
           <w:p>
             <w:pPr>
@@ -1228,12 +1074,6 @@
         <w:tc>
           <w:tcPr>
             <w:tcW w:w="2726" w:type="dxa"/>
-            <w:tcBorders>
-              <w:top w:val="none" w:sz="6" w:space="0" w:color="auto"/>
-              <w:left w:val="none" w:sz="6" w:space="0" w:color="auto"/>
-              <w:bottom w:val="none" w:sz="6" w:space="0" w:color="auto"/>
-              <w:right w:val="none" w:sz="6" w:space="0" w:color="auto"/>
-            </w:tcBorders>
           </w:tcPr>
           <w:p>
             <w:pPr>
@@ -1255,12 +1095,6 @@
         <w:tc>
           <w:tcPr>
             <w:tcW w:w="2726" w:type="dxa"/>
-            <w:tcBorders>
-              <w:top w:val="none" w:sz="6" w:space="0" w:color="auto"/>
-              <w:left w:val="none" w:sz="6" w:space="0" w:color="auto"/>
-              <w:bottom w:val="none" w:sz="6" w:space="0" w:color="auto"/>
-              <w:right w:val="none" w:sz="6" w:space="0" w:color="auto"/>
-            </w:tcBorders>
           </w:tcPr>
           <w:p>
             <w:pPr>
@@ -1281,24 +1115,12 @@
         </w:tc>
       </w:tr>
       <w:tr>
-        <w:tblPrEx>
-          <w:tblCellMar>
-            <w:top w:w="0" w:type="dxa"/>
-            <w:bottom w:w="0" w:type="dxa"/>
-          </w:tblCellMar>
-        </w:tblPrEx>
         <w:trPr>
           <w:trHeight w:val="120"/>
         </w:trPr>
         <w:tc>
           <w:tcPr>
             <w:tcW w:w="2726" w:type="dxa"/>
-            <w:tcBorders>
-              <w:top w:val="none" w:sz="6" w:space="0" w:color="auto"/>
-              <w:left w:val="none" w:sz="6" w:space="0" w:color="auto"/>
-              <w:bottom w:val="none" w:sz="6" w:space="0" w:color="auto"/>
-              <w:right w:val="none" w:sz="6" w:space="0" w:color="auto"/>
-            </w:tcBorders>
           </w:tcPr>
           <w:p>
             <w:pPr>
@@ -1322,12 +1144,6 @@
         <w:tc>
           <w:tcPr>
             <w:tcW w:w="2726" w:type="dxa"/>
-            <w:tcBorders>
-              <w:top w:val="none" w:sz="6" w:space="0" w:color="auto"/>
-              <w:left w:val="none" w:sz="6" w:space="0" w:color="auto"/>
-              <w:bottom w:val="none" w:sz="6" w:space="0" w:color="auto"/>
-              <w:right w:val="none" w:sz="6" w:space="0" w:color="auto"/>
-            </w:tcBorders>
           </w:tcPr>
           <w:p>
             <w:pPr>
@@ -1349,12 +1165,6 @@
         <w:tc>
           <w:tcPr>
             <w:tcW w:w="2726" w:type="dxa"/>
-            <w:tcBorders>
-              <w:top w:val="none" w:sz="6" w:space="0" w:color="auto"/>
-              <w:left w:val="none" w:sz="6" w:space="0" w:color="auto"/>
-              <w:bottom w:val="none" w:sz="6" w:space="0" w:color="auto"/>
-              <w:right w:val="none" w:sz="6" w:space="0" w:color="auto"/>
-            </w:tcBorders>
           </w:tcPr>
           <w:p>
             <w:pPr>
@@ -1375,24 +1185,12 @@
         </w:tc>
       </w:tr>
       <w:tr>
-        <w:tblPrEx>
-          <w:tblCellMar>
-            <w:top w:w="0" w:type="dxa"/>
-            <w:bottom w:w="0" w:type="dxa"/>
-          </w:tblCellMar>
-        </w:tblPrEx>
         <w:trPr>
           <w:trHeight w:val="120"/>
         </w:trPr>
         <w:tc>
           <w:tcPr>
             <w:tcW w:w="2726" w:type="dxa"/>
-            <w:tcBorders>
-              <w:top w:val="none" w:sz="6" w:space="0" w:color="auto"/>
-              <w:left w:val="none" w:sz="6" w:space="0" w:color="auto"/>
-              <w:bottom w:val="none" w:sz="6" w:space="0" w:color="auto"/>
-              <w:right w:val="none" w:sz="6" w:space="0" w:color="auto"/>
-            </w:tcBorders>
           </w:tcPr>
           <w:p>
             <w:pPr>
@@ -1416,12 +1214,6 @@
         <w:tc>
           <w:tcPr>
             <w:tcW w:w="2726" w:type="dxa"/>
-            <w:tcBorders>
-              <w:top w:val="none" w:sz="6" w:space="0" w:color="auto"/>
-              <w:left w:val="none" w:sz="6" w:space="0" w:color="auto"/>
-              <w:bottom w:val="none" w:sz="6" w:space="0" w:color="auto"/>
-              <w:right w:val="none" w:sz="6" w:space="0" w:color="auto"/>
-            </w:tcBorders>
           </w:tcPr>
           <w:p>
             <w:pPr>
@@ -1443,12 +1235,6 @@
         <w:tc>
           <w:tcPr>
             <w:tcW w:w="2726" w:type="dxa"/>
-            <w:tcBorders>
-              <w:top w:val="none" w:sz="6" w:space="0" w:color="auto"/>
-              <w:left w:val="none" w:sz="6" w:space="0" w:color="auto"/>
-              <w:bottom w:val="none" w:sz="6" w:space="0" w:color="auto"/>
-              <w:right w:val="none" w:sz="6" w:space="0" w:color="auto"/>
-            </w:tcBorders>
           </w:tcPr>
           <w:p>
             <w:pPr>
@@ -1492,7 +1278,6 @@
         <w:pStyle w:val="Default"/>
       </w:pPr>
       <w:r>
-        <w:lastRenderedPageBreak/>
         <w:t xml:space="preserve"> </w:t>
       </w:r>
     </w:p>
@@ -1538,6 +1323,7 @@
           <w:sz w:val="23"/>
           <w:szCs w:val="23"/>
         </w:rPr>
+        <w:lastRenderedPageBreak/>
         <w:t xml:space="preserve">¿Utilizó </w:t>
       </w:r>
       <w:proofErr w:type="spellStart"/>
@@ -2633,6 +2419,7 @@
   <w:style w:type="character" w:default="1" w:styleId="Fuentedeprrafopredeter">
     <w:name w:val="Default Paragraph Font"/>
     <w:uiPriority w:val="1"/>
+    <w:semiHidden/>
     <w:unhideWhenUsed/>
   </w:style>
   <w:style w:type="table" w:default="1" w:styleId="Tablanormal">
